--- a/Bixl Resume.docx
+++ b/Bixl Resume.docx
@@ -45,7 +45,6 @@
           <w:sz w:val="20"/>
         </w:rPr>
       </w:pPr>
-      <w:proofErr w:type="gramStart"/>
       <w:r>
         <w:rPr>
           <w:rFonts w:ascii="Times New Roman"/>
@@ -71,7 +70,6 @@
         </w:rPr>
         <w:t>:</w:t>
       </w:r>
-      <w:proofErr w:type="gramEnd"/>
       <w:r>
         <w:rPr>
           <w:rFonts w:ascii="Times New Roman"/>
@@ -97,25 +95,7 @@
             <w:spacing w:val="-2"/>
             <w:sz w:val="20"/>
           </w:rPr>
-          <w:t>@gmai</w:t>
-        </w:r>
-        <w:r>
-          <w:rPr>
-            <w:rStyle w:val="Hyperlink"/>
-            <w:rFonts w:ascii="Cambria"/>
-            <w:spacing w:val="-2"/>
-            <w:sz w:val="20"/>
-          </w:rPr>
-          <w:t>l</w:t>
-        </w:r>
-        <w:r>
-          <w:rPr>
-            <w:rStyle w:val="Hyperlink"/>
-            <w:rFonts w:ascii="Cambria"/>
-            <w:spacing w:val="-2"/>
-            <w:sz w:val="20"/>
-          </w:rPr>
-          <w:t>.com</w:t>
+          <w:t>@gmail.com</w:t>
         </w:r>
         <w:r>
           <w:rPr>
@@ -126,7 +106,6 @@
           <w:tab/>
         </w:r>
       </w:hyperlink>
-      <w:proofErr w:type="gramStart"/>
       <w:r>
         <w:rPr>
           <w:rFonts w:ascii="Cambria"/>
@@ -152,7 +131,6 @@
         </w:rPr>
         <w:t>:</w:t>
       </w:r>
-      <w:proofErr w:type="gramEnd"/>
       <w:r>
         <w:rPr>
           <w:rFonts w:ascii="Cambria"/>
@@ -214,27 +192,7 @@
             <w:sz w:val="20"/>
             <w:u w:val="single" w:color="0000FF"/>
           </w:rPr>
-          <w:t>https://www.linkedin.com/in/venkata-ramana-balijepalli-4</w:t>
-        </w:r>
-        <w:r>
-          <w:rPr>
-            <w:rFonts w:ascii="Cambria"/>
-            <w:color w:val="0000FF"/>
-            <w:spacing w:val="-6"/>
-            <w:sz w:val="20"/>
-            <w:u w:val="single" w:color="0000FF"/>
-          </w:rPr>
-          <w:t>5</w:t>
-        </w:r>
-        <w:r>
-          <w:rPr>
-            <w:rFonts w:ascii="Cambria"/>
-            <w:color w:val="0000FF"/>
-            <w:spacing w:val="-6"/>
-            <w:sz w:val="20"/>
-            <w:u w:val="single" w:color="0000FF"/>
-          </w:rPr>
-          <w:t>8638266/</w:t>
+          <w:t>https://www.linkedin.com/in/venkata-ramana-balijepalli-458638266/</w:t>
         </w:r>
       </w:hyperlink>
     </w:p>
@@ -321,7 +279,7 @@
           </mc:Choice>
           <mc:Fallback>
             <w:pict>
-              <v:shape w14:anchorId="221B7904" id="Graphic 1" o:spid="_x0000_s1026" style="position:absolute;margin-left:24pt;margin-top:27pt;width:547.2pt;height:.6pt;z-index:-15728640;visibility:visible;mso-wrap-style:square;mso-wrap-distance-left:0;mso-wrap-distance-top:0;mso-wrap-distance-right:0;mso-wrap-distance-bottom:0;mso-position-horizontal:absolute;mso-position-horizontal-relative:page;mso-position-vertical:absolute;mso-position-vertical-relative:text;v-text-anchor:top" coordsize="6949440,7620" o:gfxdata="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" path="m6949313,7620l,7620,,,6949313,r,7620xe" fillcolor="black" stroked="f">
+              <v:shape w14:anchorId="0E826E48" id="Graphic 1" o:spid="_x0000_s1026" style="position:absolute;margin-left:24pt;margin-top:27pt;width:547.2pt;height:.6pt;z-index:-15728640;visibility:visible;mso-wrap-style:square;mso-wrap-distance-left:0;mso-wrap-distance-top:0;mso-wrap-distance-right:0;mso-wrap-distance-bottom:0;mso-position-horizontal:absolute;mso-position-horizontal-relative:page;mso-position-vertical:absolute;mso-position-vertical-relative:text;v-text-anchor:top" coordsize="6949440,7620" o:gfxdata="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" path="m6949313,7620l,7620,,,6949313,r,7620xe" fillcolor="black" stroked="f">
                 <v:path arrowok="t"/>
                 <w10:wrap type="topAndBottom" anchorx="page"/>
               </v:shape>
@@ -569,7 +527,7 @@
           </mc:Choice>
           <mc:Fallback>
             <w:pict>
-              <v:shape w14:anchorId="571E7D1F" id="Graphic 2" o:spid="_x0000_s1026" style="position:absolute;margin-left:24pt;margin-top:21.5pt;width:547.2pt;height:.6pt;z-index:-15728128;visibility:visible;mso-wrap-style:square;mso-wrap-distance-left:0;mso-wrap-distance-top:0;mso-wrap-distance-right:0;mso-wrap-distance-bottom:0;mso-position-horizontal:absolute;mso-position-horizontal-relative:page;mso-position-vertical:absolute;mso-position-vertical-relative:text;v-text-anchor:top" coordsize="6949440,7620" o:gfxdata="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" path="m6949313,7619l,7619,,,6949313,r,7619xe" fillcolor="black" stroked="f">
+              <v:shape w14:anchorId="5C18B82A" id="Graphic 2" o:spid="_x0000_s1026" style="position:absolute;margin-left:24pt;margin-top:21.5pt;width:547.2pt;height:.6pt;z-index:-15728128;visibility:visible;mso-wrap-style:square;mso-wrap-distance-left:0;mso-wrap-distance-top:0;mso-wrap-distance-right:0;mso-wrap-distance-bottom:0;mso-position-horizontal:absolute;mso-position-horizontal-relative:page;mso-position-vertical:absolute;mso-position-vertical-relative:text;v-text-anchor:top" coordsize="6949440,7620" o:gfxdata="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" path="m6949313,7619l,7619,,,6949313,r,7619xe" fillcolor="black" stroked="f">
                 <v:path arrowok="t"/>
                 <w10:wrap type="topAndBottom" anchorx="page"/>
               </v:shape>
@@ -944,7 +902,6 @@
                 <w:sz w:val="19"/>
               </w:rPr>
             </w:pPr>
-            <w:proofErr w:type="spellStart"/>
             <w:r>
               <w:rPr>
                 <w:rFonts w:ascii="Cambria"/>
@@ -965,7 +922,6 @@
               </w:rPr>
               <w:t>UCATION</w:t>
             </w:r>
-            <w:proofErr w:type="spellEnd"/>
           </w:p>
         </w:tc>
         <w:tc>
@@ -1090,7 +1046,14 @@
                 <w:rFonts w:ascii="Arial MT"/>
                 <w:sz w:val="18"/>
               </w:rPr>
-              <w:t>7.56</w:t>
+              <w:t>7.</w:t>
+            </w:r>
+            <w:r>
+              <w:rPr>
+                <w:rFonts w:ascii="Arial MT"/>
+                <w:sz w:val="18"/>
+              </w:rPr>
+              <w:t>70</w:t>
             </w:r>
           </w:p>
           <w:p>
@@ -1374,7 +1337,6 @@
               </w:rPr>
               <w:t xml:space="preserve"> </w:t>
             </w:r>
-            <w:proofErr w:type="spellStart"/>
             <w:r>
               <w:rPr>
                 <w:rFonts w:ascii="Cambria"/>
@@ -1383,7 +1345,6 @@
               </w:rPr>
               <w:t>Vidyanjali</w:t>
             </w:r>
-            <w:proofErr w:type="spellEnd"/>
             <w:r>
               <w:rPr>
                 <w:rFonts w:ascii="Cambria"/>
@@ -1568,7 +1529,6 @@
                 <w:sz w:val="19"/>
               </w:rPr>
             </w:pPr>
-            <w:proofErr w:type="spellStart"/>
             <w:r>
               <w:rPr>
                 <w:rFonts w:ascii="Cambria"/>
@@ -1589,7 +1549,6 @@
               </w:rPr>
               <w:t>PERIENCE</w:t>
             </w:r>
-            <w:proofErr w:type="spellEnd"/>
           </w:p>
         </w:tc>
         <w:tc>
@@ -1695,7 +1654,6 @@
               </w:rPr>
               <w:t xml:space="preserve"> </w:t>
             </w:r>
-            <w:proofErr w:type="spellStart"/>
             <w:r>
               <w:rPr>
                 <w:b/>
@@ -1704,7 +1662,6 @@
               </w:rPr>
               <w:t>Edunet</w:t>
             </w:r>
-            <w:proofErr w:type="spellEnd"/>
             <w:r>
               <w:rPr>
                 <w:b/>
@@ -1968,14 +1925,12 @@
         </w:rPr>
         <w:t xml:space="preserve"> </w:t>
       </w:r>
-      <w:proofErr w:type="gramStart"/>
       <w:r>
         <w:rPr>
           <w:spacing w:val="-2"/>
         </w:rPr>
         <w:t>parameter</w:t>
       </w:r>
-      <w:proofErr w:type="gramEnd"/>
       <w:r>
         <w:rPr>
           <w:rFonts w:ascii="SimSun" w:hAnsi="SimSun"/>
@@ -2298,28 +2253,24 @@
         </w:rPr>
         <w:t xml:space="preserve"> </w:t>
       </w:r>
-      <w:proofErr w:type="gramStart"/>
       <w:r>
         <w:rPr>
           <w:spacing w:val="-2"/>
         </w:rPr>
         <w:t>during</w:t>
       </w:r>
-      <w:proofErr w:type="gramEnd"/>
       <w:r>
         <w:rPr>
           <w:spacing w:val="57"/>
         </w:rPr>
         <w:t xml:space="preserve"> </w:t>
       </w:r>
-      <w:proofErr w:type="gramStart"/>
       <w:r>
         <w:rPr>
           <w:spacing w:val="-2"/>
         </w:rPr>
         <w:t>4-weeks</w:t>
       </w:r>
-      <w:proofErr w:type="gramEnd"/>
     </w:p>
     <w:p>
       <w:pPr>
@@ -2404,7 +2355,7 @@
           </mc:Choice>
           <mc:Fallback>
             <w:pict>
-              <v:shape w14:anchorId="2343CCBC" id="Graphic 3" o:spid="_x0000_s1026" style="position:absolute;margin-left:24pt;margin-top:19.25pt;width:547.2pt;height:.6pt;z-index:-15727616;visibility:visible;mso-wrap-style:square;mso-wrap-distance-left:0;mso-wrap-distance-top:0;mso-wrap-distance-right:0;mso-wrap-distance-bottom:0;mso-position-horizontal:absolute;mso-position-horizontal-relative:page;mso-position-vertical:absolute;mso-position-vertical-relative:text;v-text-anchor:top" coordsize="6949440,7620" o:gfxdata="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" path="m6949313,7620l,7620,,,6949313,r,7620xe" fillcolor="black" stroked="f">
+              <v:shape w14:anchorId="2F45E129" id="Graphic 3" o:spid="_x0000_s1026" style="position:absolute;margin-left:24pt;margin-top:19.25pt;width:547.2pt;height:.6pt;z-index:-15727616;visibility:visible;mso-wrap-style:square;mso-wrap-distance-left:0;mso-wrap-distance-top:0;mso-wrap-distance-right:0;mso-wrap-distance-bottom:0;mso-position-horizontal:absolute;mso-position-horizontal-relative:page;mso-position-vertical:absolute;mso-position-vertical-relative:text;v-text-anchor:top" coordsize="6949440,7620" o:gfxdata="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" path="m6949313,7620l,7620,,,6949313,r,7620xe" fillcolor="black" stroked="f">
                 <v:path arrowok="t"/>
                 <w10:wrap type="topAndBottom" anchorx="page"/>
               </v:shape>
@@ -2509,7 +2460,6 @@
         </w:rPr>
         <w:t xml:space="preserve"> </w:t>
       </w:r>
-      <w:proofErr w:type="spellStart"/>
       <w:r>
         <w:rPr>
           <w:spacing w:val="-2"/>
@@ -2517,7 +2467,6 @@
         </w:rPr>
         <w:t>Motion</w:t>
       </w:r>
-      <w:proofErr w:type="spellEnd"/>
     </w:p>
     <w:p>
       <w:pPr>
@@ -2644,23 +2593,13 @@
         </w:rPr>
         <w:t xml:space="preserve"> </w:t>
       </w:r>
-      <w:proofErr w:type="spellStart"/>
       <w:r>
         <w:rPr>
           <w:b/>
           <w:spacing w:val="-2"/>
           <w:sz w:val="20"/>
         </w:rPr>
-        <w:t>Edunet</w:t>
-      </w:r>
-      <w:proofErr w:type="spellEnd"/>
-      <w:r>
-        <w:rPr>
-          <w:b/>
-          <w:spacing w:val="-2"/>
-          <w:sz w:val="20"/>
-        </w:rPr>
-        <w:t>:</w:t>
+        <w:t>Edunet:</w:t>
       </w:r>
       <w:r>
         <w:rPr>
@@ -2836,7 +2775,7 @@
           </mc:Choice>
           <mc:Fallback>
             <w:pict>
-              <v:shape w14:anchorId="1F649CB8" id="Graphic 4" o:spid="_x0000_s1026" style="position:absolute;margin-left:24pt;margin-top:15.6pt;width:547.2pt;height:.6pt;z-index:-15727104;visibility:visible;mso-wrap-style:square;mso-wrap-distance-left:0;mso-wrap-distance-top:0;mso-wrap-distance-right:0;mso-wrap-distance-bottom:0;mso-position-horizontal:absolute;mso-position-horizontal-relative:page;mso-position-vertical:absolute;mso-position-vertical-relative:text;v-text-anchor:top" coordsize="6949440,7620" o:gfxdata="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" path="m6949313,7620l,7620,,,6949313,r,7620xe" fillcolor="black" stroked="f">
+              <v:shape w14:anchorId="221B75C1" id="Graphic 4" o:spid="_x0000_s1026" style="position:absolute;margin-left:24pt;margin-top:15.6pt;width:547.2pt;height:.6pt;z-index:-15727104;visibility:visible;mso-wrap-style:square;mso-wrap-distance-left:0;mso-wrap-distance-top:0;mso-wrap-distance-right:0;mso-wrap-distance-bottom:0;mso-position-horizontal:absolute;mso-position-horizontal-relative:page;mso-position-vertical:absolute;mso-position-vertical-relative:text;v-text-anchor:top" coordsize="6949440,7620" o:gfxdata="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" path="m6949313,7620l,7620,,,6949313,r,7620xe" fillcolor="black" stroked="f">
                 <v:path arrowok="t"/>
                 <w10:wrap type="topAndBottom" anchorx="page"/>
               </v:shape>
@@ -2868,13 +2807,7 @@
         <w:rPr>
           <w:color w:val="1F2128"/>
         </w:rPr>
-        <w:t xml:space="preserve">  </w:t>
-      </w:r>
-      <w:r>
-        <w:rPr>
-          <w:color w:val="1F2128"/>
-        </w:rPr>
-        <w:t>Customer</w:t>
+        <w:t xml:space="preserve">  Customer</w:t>
       </w:r>
       <w:r>
         <w:rPr>
@@ -3582,13 +3515,7 @@
         <w:rPr>
           <w:spacing w:val="-14"/>
         </w:rPr>
-        <w:t xml:space="preserve">  </w:t>
-      </w:r>
-      <w:r>
-        <w:rPr>
-          <w:spacing w:val="-14"/>
-        </w:rPr>
-        <w:t>Mental</w:t>
+        <w:t xml:space="preserve">  Mental</w:t>
       </w:r>
       <w:r>
         <w:rPr>
